--- a/Table6b.docx
+++ b/Table6b.docx
@@ -25,10 +25,10 @@
         <w:tblLook w:val="01E0"/>
       </w:tblPr>
       <w:tblGrid>
-        <w:gridCol w:w="2213"/>
-        <w:gridCol w:w="2763"/>
-        <w:gridCol w:w="3383"/>
-        <w:gridCol w:w="2217"/>
+        <w:gridCol w:w="2225"/>
+        <w:gridCol w:w="2729"/>
+        <w:gridCol w:w="3387"/>
+        <w:gridCol w:w="2235"/>
       </w:tblGrid>
       <w:tr>
         <w:trPr>
@@ -36,7 +36,7 @@
         </w:trPr>
         <w:tc>
           <w:tcPr>
-            <w:tcW w:w="2213" w:type="dxa"/>
+            <w:tcW w:w="2225" w:type="dxa"/>
             <w:tcBorders>
               <w:bottom w:val="single" w:sz="12" w:space="0" w:color="DDDDDD"/>
             </w:tcBorders>
@@ -63,7 +63,7 @@
         </w:tc>
         <w:tc>
           <w:tcPr>
-            <w:tcW w:w="2763" w:type="dxa"/>
+            <w:tcW w:w="2729" w:type="dxa"/>
             <w:tcBorders>
               <w:bottom w:val="single" w:sz="12" w:space="0" w:color="DDDDDD"/>
             </w:tcBorders>
@@ -72,7 +72,7 @@
             <w:pPr>
               <w:pStyle w:val="TableParagraph"/>
               <w:spacing w:line="267" w:lineRule="exact" w:before="0"/>
-              <w:ind w:left="1054"/>
+              <w:ind w:left="1066"/>
               <w:rPr>
                 <w:rFonts w:ascii="Arial Black"/>
                 <w:sz w:val="19"/>
@@ -90,7 +90,7 @@
         </w:tc>
         <w:tc>
           <w:tcPr>
-            <w:tcW w:w="3383" w:type="dxa"/>
+            <w:tcW w:w="3387" w:type="dxa"/>
             <w:tcBorders>
               <w:bottom w:val="single" w:sz="12" w:space="0" w:color="DDDDDD"/>
             </w:tcBorders>
@@ -99,7 +99,7 @@
             <w:pPr>
               <w:pStyle w:val="TableParagraph"/>
               <w:spacing w:line="267" w:lineRule="exact" w:before="0"/>
-              <w:ind w:left="892"/>
+              <w:ind w:left="877"/>
               <w:rPr>
                 <w:rFonts w:ascii="Arial Black"/>
                 <w:sz w:val="19"/>
@@ -117,7 +117,7 @@
         </w:tc>
         <w:tc>
           <w:tcPr>
-            <w:tcW w:w="2217" w:type="dxa"/>
+            <w:tcW w:w="2235" w:type="dxa"/>
             <w:tcBorders>
               <w:bottom w:val="single" w:sz="12" w:space="0" w:color="DDDDDD"/>
             </w:tcBorders>
@@ -150,7 +150,7 @@
         </w:trPr>
         <w:tc>
           <w:tcPr>
-            <w:tcW w:w="2213" w:type="dxa"/>
+            <w:tcW w:w="2225" w:type="dxa"/>
             <w:tcBorders>
               <w:top w:val="single" w:sz="12" w:space="0" w:color="DDDDDD"/>
               <w:bottom w:val="single" w:sz="6" w:space="0" w:color="DDDDDD"/>
@@ -166,29 +166,30 @@
             </w:pPr>
             <w:r>
               <w:rPr>
-                <w:sz w:val="19"/>
-              </w:rPr>
-              <w:t>Mean</w:t>
-            </w:r>
-            <w:r>
-              <w:rPr>
-                <w:spacing w:val="9"/>
+                <w:spacing w:val="-5"/>
+                <w:sz w:val="19"/>
+              </w:rPr>
+              <w:t>Clust.</w:t>
+            </w:r>
+            <w:r>
+              <w:rPr>
+                <w:spacing w:val="-7"/>
                 <w:sz w:val="19"/>
               </w:rPr>
               <w:t> </w:t>
             </w:r>
             <w:r>
               <w:rPr>
-                <w:spacing w:val="-10"/>
-                <w:sz w:val="19"/>
-              </w:rPr>
-              <w:t>k</w:t>
-            </w:r>
-          </w:p>
-        </w:tc>
-        <w:tc>
-          <w:tcPr>
-            <w:tcW w:w="2763" w:type="dxa"/>
+                <w:spacing w:val="-2"/>
+                <w:sz w:val="19"/>
+              </w:rPr>
+              <w:t>coef.</w:t>
+            </w:r>
+          </w:p>
+        </w:tc>
+        <w:tc>
+          <w:tcPr>
+            <w:tcW w:w="2729" w:type="dxa"/>
             <w:tcBorders>
               <w:top w:val="single" w:sz="12" w:space="0" w:color="DDDDDD"/>
               <w:bottom w:val="single" w:sz="6" w:space="0" w:color="DDDDDD"/>
@@ -197,23 +198,23 @@
           <w:p>
             <w:pPr>
               <w:pStyle w:val="TableParagraph"/>
-              <w:ind w:left="1054"/>
-              <w:rPr>
-                <w:sz w:val="19"/>
-              </w:rPr>
-            </w:pPr>
-            <w:r>
-              <w:rPr>
-                <w:spacing w:val="-4"/>
-                <w:sz w:val="19"/>
-              </w:rPr>
-              <w:t>Gwyn</w:t>
-            </w:r>
-          </w:p>
-        </w:tc>
-        <w:tc>
-          <w:tcPr>
-            <w:tcW w:w="3383" w:type="dxa"/>
+              <w:ind w:left="1066"/>
+              <w:rPr>
+                <w:sz w:val="19"/>
+              </w:rPr>
+            </w:pPr>
+            <w:r>
+              <w:rPr>
+                <w:spacing w:val="-2"/>
+                <w:sz w:val="19"/>
+              </w:rPr>
+              <w:t>Lewis</w:t>
+            </w:r>
+          </w:p>
+        </w:tc>
+        <w:tc>
+          <w:tcPr>
+            <w:tcW w:w="3387" w:type="dxa"/>
             <w:tcBorders>
               <w:top w:val="single" w:sz="12" w:space="0" w:color="DDDDDD"/>
               <w:bottom w:val="single" w:sz="6" w:space="0" w:color="DDDDDD"/>
@@ -222,23 +223,23 @@
           <w:p>
             <w:pPr>
               <w:pStyle w:val="TableParagraph"/>
-              <w:ind w:left="892"/>
-              <w:rPr>
-                <w:sz w:val="19"/>
-              </w:rPr>
-            </w:pPr>
-            <w:r>
-              <w:rPr>
-                <w:spacing w:val="-2"/>
-                <w:sz w:val="19"/>
-              </w:rPr>
-              <w:t>Welsh</w:t>
-            </w:r>
-          </w:p>
-        </w:tc>
-        <w:tc>
-          <w:tcPr>
-            <w:tcW w:w="2217" w:type="dxa"/>
+              <w:ind w:left="877"/>
+              <w:rPr>
+                <w:sz w:val="19"/>
+              </w:rPr>
+            </w:pPr>
+            <w:r>
+              <w:rPr>
+                <w:spacing w:val="-5"/>
+                <w:sz w:val="19"/>
+              </w:rPr>
+              <w:t>UK</w:t>
+            </w:r>
+          </w:p>
+        </w:tc>
+        <w:tc>
+          <w:tcPr>
+            <w:tcW w:w="2235" w:type="dxa"/>
             <w:tcBorders>
               <w:top w:val="single" w:sz="12" w:space="0" w:color="DDDDDD"/>
               <w:bottom w:val="single" w:sz="6" w:space="0" w:color="DDDDDD"/>
@@ -258,7 +259,7 @@
                 <w:spacing w:val="-4"/>
                 <w:sz w:val="19"/>
               </w:rPr>
-              <w:t>0.47</w:t>
+              <w:t>0.50</w:t>
             </w:r>
           </w:p>
         </w:tc>
@@ -269,7 +270,7 @@
         </w:trPr>
         <w:tc>
           <w:tcPr>
-            <w:tcW w:w="2213" w:type="dxa"/>
+            <w:tcW w:w="2225" w:type="dxa"/>
             <w:tcBorders>
               <w:top w:val="single" w:sz="6" w:space="0" w:color="DDDDDD"/>
               <w:bottom w:val="single" w:sz="6" w:space="0" w:color="DDDDDD"/>
@@ -285,38 +286,39 @@
             </w:pPr>
             <w:r>
               <w:rPr>
-                <w:sz w:val="19"/>
-              </w:rPr>
-              <w:t>Mean</w:t>
-            </w:r>
-            <w:r>
-              <w:rPr>
-                <w:spacing w:val="9"/>
+                <w:spacing w:val="-5"/>
+                <w:sz w:val="19"/>
+              </w:rPr>
+              <w:t>Clust.</w:t>
+            </w:r>
+            <w:r>
+              <w:rPr>
+                <w:spacing w:val="-7"/>
                 <w:sz w:val="19"/>
               </w:rPr>
               <w:t> </w:t>
             </w:r>
             <w:r>
               <w:rPr>
-                <w:spacing w:val="-10"/>
-                <w:sz w:val="19"/>
-              </w:rPr>
-              <w:t>k</w:t>
-            </w:r>
-          </w:p>
-        </w:tc>
-        <w:tc>
-          <w:tcPr>
-            <w:tcW w:w="2763" w:type="dxa"/>
-            <w:tcBorders>
-              <w:top w:val="single" w:sz="6" w:space="0" w:color="DDDDDD"/>
-              <w:bottom w:val="single" w:sz="6" w:space="0" w:color="DDDDDD"/>
-            </w:tcBorders>
-          </w:tcPr>
-          <w:p>
-            <w:pPr>
-              <w:pStyle w:val="TableParagraph"/>
-              <w:ind w:left="1054"/>
+                <w:spacing w:val="-2"/>
+                <w:sz w:val="19"/>
+              </w:rPr>
+              <w:t>coef.</w:t>
+            </w:r>
+          </w:p>
+        </w:tc>
+        <w:tc>
+          <w:tcPr>
+            <w:tcW w:w="2729" w:type="dxa"/>
+            <w:tcBorders>
+              <w:top w:val="single" w:sz="6" w:space="0" w:color="DDDDDD"/>
+              <w:bottom w:val="single" w:sz="6" w:space="0" w:color="DDDDDD"/>
+            </w:tcBorders>
+          </w:tcPr>
+          <w:p>
+            <w:pPr>
+              <w:pStyle w:val="TableParagraph"/>
+              <w:ind w:left="1066"/>
               <w:rPr>
                 <w:sz w:val="19"/>
               </w:rPr>
@@ -326,38 +328,38 @@
                 <w:spacing w:val="-4"/>
                 <w:sz w:val="19"/>
               </w:rPr>
-              <w:t>Ella</w:t>
-            </w:r>
-          </w:p>
-        </w:tc>
-        <w:tc>
-          <w:tcPr>
-            <w:tcW w:w="3383" w:type="dxa"/>
-            <w:tcBorders>
-              <w:top w:val="single" w:sz="6" w:space="0" w:color="DDDDDD"/>
-              <w:bottom w:val="single" w:sz="6" w:space="0" w:color="DDDDDD"/>
-            </w:tcBorders>
-          </w:tcPr>
-          <w:p>
-            <w:pPr>
-              <w:pStyle w:val="TableParagraph"/>
-              <w:ind w:left="892"/>
-              <w:rPr>
-                <w:sz w:val="19"/>
-              </w:rPr>
-            </w:pPr>
-            <w:r>
-              <w:rPr>
-                <w:spacing w:val="-5"/>
-                <w:sz w:val="19"/>
-              </w:rPr>
-              <w:t>UK</w:t>
-            </w:r>
-          </w:p>
-        </w:tc>
-        <w:tc>
-          <w:tcPr>
-            <w:tcW w:w="2217" w:type="dxa"/>
+              <w:t>Atte</w:t>
+            </w:r>
+          </w:p>
+        </w:tc>
+        <w:tc>
+          <w:tcPr>
+            <w:tcW w:w="3387" w:type="dxa"/>
+            <w:tcBorders>
+              <w:top w:val="single" w:sz="6" w:space="0" w:color="DDDDDD"/>
+              <w:bottom w:val="single" w:sz="6" w:space="0" w:color="DDDDDD"/>
+            </w:tcBorders>
+          </w:tcPr>
+          <w:p>
+            <w:pPr>
+              <w:pStyle w:val="TableParagraph"/>
+              <w:ind w:left="877"/>
+              <w:rPr>
+                <w:sz w:val="19"/>
+              </w:rPr>
+            </w:pPr>
+            <w:r>
+              <w:rPr>
+                <w:spacing w:val="-2"/>
+                <w:sz w:val="19"/>
+              </w:rPr>
+              <w:t>Finnish</w:t>
+            </w:r>
+          </w:p>
+        </w:tc>
+        <w:tc>
+          <w:tcPr>
+            <w:tcW w:w="2235" w:type="dxa"/>
             <w:tcBorders>
               <w:top w:val="single" w:sz="6" w:space="0" w:color="DDDDDD"/>
               <w:bottom w:val="single" w:sz="6" w:space="0" w:color="DDDDDD"/>
@@ -377,7 +379,7 @@
                 <w:spacing w:val="-4"/>
                 <w:sz w:val="19"/>
               </w:rPr>
-              <w:t>0.50</w:t>
+              <w:t>0.51</w:t>
             </w:r>
           </w:p>
         </w:tc>
@@ -388,7 +390,7 @@
         </w:trPr>
         <w:tc>
           <w:tcPr>
-            <w:tcW w:w="2213" w:type="dxa"/>
+            <w:tcW w:w="2225" w:type="dxa"/>
             <w:tcBorders>
               <w:top w:val="single" w:sz="6" w:space="0" w:color="DDDDDD"/>
               <w:bottom w:val="single" w:sz="6" w:space="0" w:color="DDDDDD"/>
@@ -404,79 +406,80 @@
             </w:pPr>
             <w:r>
               <w:rPr>
-                <w:sz w:val="19"/>
-              </w:rPr>
-              <w:t>Mean</w:t>
-            </w:r>
-            <w:r>
-              <w:rPr>
-                <w:spacing w:val="9"/>
+                <w:spacing w:val="-5"/>
+                <w:sz w:val="19"/>
+              </w:rPr>
+              <w:t>Clust.</w:t>
+            </w:r>
+            <w:r>
+              <w:rPr>
+                <w:spacing w:val="-7"/>
                 <w:sz w:val="19"/>
               </w:rPr>
               <w:t> </w:t>
             </w:r>
             <w:r>
               <w:rPr>
-                <w:spacing w:val="-10"/>
-                <w:sz w:val="19"/>
-              </w:rPr>
-              <w:t>k</w:t>
-            </w:r>
-          </w:p>
-        </w:tc>
-        <w:tc>
-          <w:tcPr>
-            <w:tcW w:w="2763" w:type="dxa"/>
-            <w:tcBorders>
-              <w:top w:val="single" w:sz="6" w:space="0" w:color="DDDDDD"/>
-              <w:bottom w:val="single" w:sz="6" w:space="0" w:color="DDDDDD"/>
-            </w:tcBorders>
-          </w:tcPr>
-          <w:p>
-            <w:pPr>
-              <w:pStyle w:val="TableParagraph"/>
-              <w:ind w:left="1054"/>
-              <w:rPr>
-                <w:sz w:val="19"/>
-              </w:rPr>
-            </w:pPr>
-            <w:r>
-              <w:rPr>
-                <w:spacing w:val="-2"/>
-                <w:sz w:val="19"/>
-              </w:rPr>
-              <w:t>Tobias</w:t>
-            </w:r>
-          </w:p>
-        </w:tc>
-        <w:tc>
-          <w:tcPr>
-            <w:tcW w:w="3383" w:type="dxa"/>
-            <w:tcBorders>
-              <w:top w:val="single" w:sz="6" w:space="0" w:color="DDDDDD"/>
-              <w:bottom w:val="single" w:sz="6" w:space="0" w:color="DDDDDD"/>
-            </w:tcBorders>
-          </w:tcPr>
-          <w:p>
-            <w:pPr>
-              <w:pStyle w:val="TableParagraph"/>
-              <w:ind w:left="892"/>
-              <w:rPr>
-                <w:sz w:val="19"/>
-              </w:rPr>
-            </w:pPr>
-            <w:r>
-              <w:rPr>
-                <w:spacing w:val="-5"/>
-                <w:sz w:val="19"/>
-              </w:rPr>
-              <w:t>UK</w:t>
-            </w:r>
-          </w:p>
-        </w:tc>
-        <w:tc>
-          <w:tcPr>
-            <w:tcW w:w="2217" w:type="dxa"/>
+                <w:spacing w:val="-2"/>
+                <w:sz w:val="19"/>
+              </w:rPr>
+              <w:t>coef.</w:t>
+            </w:r>
+          </w:p>
+        </w:tc>
+        <w:tc>
+          <w:tcPr>
+            <w:tcW w:w="2729" w:type="dxa"/>
+            <w:tcBorders>
+              <w:top w:val="single" w:sz="6" w:space="0" w:color="DDDDDD"/>
+              <w:bottom w:val="single" w:sz="6" w:space="0" w:color="DDDDDD"/>
+            </w:tcBorders>
+          </w:tcPr>
+          <w:p>
+            <w:pPr>
+              <w:pStyle w:val="TableParagraph"/>
+              <w:ind w:left="1066"/>
+              <w:rPr>
+                <w:sz w:val="19"/>
+              </w:rPr>
+            </w:pPr>
+            <w:r>
+              <w:rPr>
+                <w:spacing w:val="-2"/>
+                <w:sz w:val="19"/>
+              </w:rPr>
+              <w:t>Eelis</w:t>
+            </w:r>
+          </w:p>
+        </w:tc>
+        <w:tc>
+          <w:tcPr>
+            <w:tcW w:w="3387" w:type="dxa"/>
+            <w:tcBorders>
+              <w:top w:val="single" w:sz="6" w:space="0" w:color="DDDDDD"/>
+              <w:bottom w:val="single" w:sz="6" w:space="0" w:color="DDDDDD"/>
+            </w:tcBorders>
+          </w:tcPr>
+          <w:p>
+            <w:pPr>
+              <w:pStyle w:val="TableParagraph"/>
+              <w:ind w:left="877"/>
+              <w:rPr>
+                <w:sz w:val="19"/>
+              </w:rPr>
+            </w:pPr>
+            <w:r>
+              <w:rPr>
+                <w:spacing w:val="-2"/>
+                <w:sz w:val="19"/>
+              </w:rPr>
+              <w:t>Finnish</w:t>
+            </w:r>
+          </w:p>
+        </w:tc>
+        <w:tc>
+          <w:tcPr>
+            <w:tcW w:w="2235" w:type="dxa"/>
             <w:tcBorders>
               <w:top w:val="single" w:sz="6" w:space="0" w:color="DDDDDD"/>
               <w:bottom w:val="single" w:sz="6" w:space="0" w:color="DDDDDD"/>
@@ -496,7 +499,7 @@
                 <w:spacing w:val="-4"/>
                 <w:sz w:val="19"/>
               </w:rPr>
-              <w:t>0.53</w:t>
+              <w:t>0.52</w:t>
             </w:r>
           </w:p>
         </w:tc>
@@ -507,7 +510,7 @@
         </w:trPr>
         <w:tc>
           <w:tcPr>
-            <w:tcW w:w="2213" w:type="dxa"/>
+            <w:tcW w:w="2225" w:type="dxa"/>
             <w:tcBorders>
               <w:top w:val="single" w:sz="6" w:space="0" w:color="DDDDDD"/>
               <w:bottom w:val="single" w:sz="6" w:space="0" w:color="DDDDDD"/>
@@ -523,79 +526,80 @@
             </w:pPr>
             <w:r>
               <w:rPr>
-                <w:sz w:val="19"/>
-              </w:rPr>
-              <w:t>Mean</w:t>
-            </w:r>
-            <w:r>
-              <w:rPr>
-                <w:spacing w:val="9"/>
+                <w:spacing w:val="-5"/>
+                <w:sz w:val="19"/>
+              </w:rPr>
+              <w:t>Clust.</w:t>
+            </w:r>
+            <w:r>
+              <w:rPr>
+                <w:spacing w:val="-7"/>
                 <w:sz w:val="19"/>
               </w:rPr>
               <w:t> </w:t>
             </w:r>
             <w:r>
               <w:rPr>
-                <w:spacing w:val="-10"/>
-                <w:sz w:val="19"/>
-              </w:rPr>
-              <w:t>k</w:t>
-            </w:r>
-          </w:p>
-        </w:tc>
-        <w:tc>
-          <w:tcPr>
-            <w:tcW w:w="2763" w:type="dxa"/>
-            <w:tcBorders>
-              <w:top w:val="single" w:sz="6" w:space="0" w:color="DDDDDD"/>
-              <w:bottom w:val="single" w:sz="6" w:space="0" w:color="DDDDDD"/>
-            </w:tcBorders>
-          </w:tcPr>
-          <w:p>
-            <w:pPr>
-              <w:pStyle w:val="TableParagraph"/>
-              <w:ind w:left="1054"/>
-              <w:rPr>
-                <w:sz w:val="19"/>
-              </w:rPr>
-            </w:pPr>
-            <w:r>
-              <w:rPr>
-                <w:spacing w:val="-5"/>
-                <w:sz w:val="19"/>
-              </w:rPr>
-              <w:t>Ivy</w:t>
-            </w:r>
-          </w:p>
-        </w:tc>
-        <w:tc>
-          <w:tcPr>
-            <w:tcW w:w="3383" w:type="dxa"/>
-            <w:tcBorders>
-              <w:top w:val="single" w:sz="6" w:space="0" w:color="DDDDDD"/>
-              <w:bottom w:val="single" w:sz="6" w:space="0" w:color="DDDDDD"/>
-            </w:tcBorders>
-          </w:tcPr>
-          <w:p>
-            <w:pPr>
-              <w:pStyle w:val="TableParagraph"/>
-              <w:ind w:left="892"/>
-              <w:rPr>
-                <w:sz w:val="19"/>
-              </w:rPr>
-            </w:pPr>
-            <w:r>
-              <w:rPr>
-                <w:spacing w:val="-5"/>
-                <w:sz w:val="19"/>
-              </w:rPr>
-              <w:t>UK</w:t>
-            </w:r>
-          </w:p>
-        </w:tc>
-        <w:tc>
-          <w:tcPr>
-            <w:tcW w:w="2217" w:type="dxa"/>
+                <w:spacing w:val="-2"/>
+                <w:sz w:val="19"/>
+              </w:rPr>
+              <w:t>coef.</w:t>
+            </w:r>
+          </w:p>
+        </w:tc>
+        <w:tc>
+          <w:tcPr>
+            <w:tcW w:w="2729" w:type="dxa"/>
+            <w:tcBorders>
+              <w:top w:val="single" w:sz="6" w:space="0" w:color="DDDDDD"/>
+              <w:bottom w:val="single" w:sz="6" w:space="0" w:color="DDDDDD"/>
+            </w:tcBorders>
+          </w:tcPr>
+          <w:p>
+            <w:pPr>
+              <w:pStyle w:val="TableParagraph"/>
+              <w:ind w:left="1066"/>
+              <w:rPr>
+                <w:sz w:val="19"/>
+              </w:rPr>
+            </w:pPr>
+            <w:r>
+              <w:rPr>
+                <w:spacing w:val="-4"/>
+                <w:sz w:val="19"/>
+              </w:rPr>
+              <w:t>Sini</w:t>
+            </w:r>
+          </w:p>
+        </w:tc>
+        <w:tc>
+          <w:tcPr>
+            <w:tcW w:w="3387" w:type="dxa"/>
+            <w:tcBorders>
+              <w:top w:val="single" w:sz="6" w:space="0" w:color="DDDDDD"/>
+              <w:bottom w:val="single" w:sz="6" w:space="0" w:color="DDDDDD"/>
+            </w:tcBorders>
+          </w:tcPr>
+          <w:p>
+            <w:pPr>
+              <w:pStyle w:val="TableParagraph"/>
+              <w:ind w:left="877"/>
+              <w:rPr>
+                <w:sz w:val="19"/>
+              </w:rPr>
+            </w:pPr>
+            <w:r>
+              <w:rPr>
+                <w:spacing w:val="-2"/>
+                <w:sz w:val="19"/>
+              </w:rPr>
+              <w:t>Finnish</w:t>
+            </w:r>
+          </w:p>
+        </w:tc>
+        <w:tc>
+          <w:tcPr>
+            <w:tcW w:w="2235" w:type="dxa"/>
             <w:tcBorders>
               <w:top w:val="single" w:sz="6" w:space="0" w:color="DDDDDD"/>
               <w:bottom w:val="single" w:sz="6" w:space="0" w:color="DDDDDD"/>
@@ -615,7 +619,7 @@
                 <w:spacing w:val="-4"/>
                 <w:sz w:val="19"/>
               </w:rPr>
-              <w:t>0.57</w:t>
+              <w:t>0.54</w:t>
             </w:r>
           </w:p>
         </w:tc>
@@ -626,7 +630,7 @@
         </w:trPr>
         <w:tc>
           <w:tcPr>
-            <w:tcW w:w="2213" w:type="dxa"/>
+            <w:tcW w:w="2225" w:type="dxa"/>
             <w:tcBorders>
               <w:top w:val="single" w:sz="6" w:space="0" w:color="DDDDDD"/>
               <w:bottom w:val="single" w:sz="6" w:space="0" w:color="DDDDDD"/>
@@ -642,79 +646,80 @@
             </w:pPr>
             <w:r>
               <w:rPr>
-                <w:sz w:val="19"/>
-              </w:rPr>
-              <w:t>Mean</w:t>
-            </w:r>
-            <w:r>
-              <w:rPr>
-                <w:spacing w:val="9"/>
+                <w:spacing w:val="-5"/>
+                <w:sz w:val="19"/>
+              </w:rPr>
+              <w:t>Clust.</w:t>
+            </w:r>
+            <w:r>
+              <w:rPr>
+                <w:spacing w:val="-7"/>
                 <w:sz w:val="19"/>
               </w:rPr>
               <w:t> </w:t>
             </w:r>
             <w:r>
               <w:rPr>
-                <w:spacing w:val="-10"/>
-                <w:sz w:val="19"/>
-              </w:rPr>
-              <w:t>k</w:t>
-            </w:r>
-          </w:p>
-        </w:tc>
-        <w:tc>
-          <w:tcPr>
-            <w:tcW w:w="2763" w:type="dxa"/>
-            <w:tcBorders>
-              <w:top w:val="single" w:sz="6" w:space="0" w:color="DDDDDD"/>
-              <w:bottom w:val="single" w:sz="6" w:space="0" w:color="DDDDDD"/>
-            </w:tcBorders>
-          </w:tcPr>
-          <w:p>
-            <w:pPr>
-              <w:pStyle w:val="TableParagraph"/>
-              <w:ind w:left="1054"/>
-              <w:rPr>
-                <w:sz w:val="19"/>
-              </w:rPr>
-            </w:pPr>
-            <w:r>
-              <w:rPr>
-                <w:spacing w:val="-4"/>
-                <w:sz w:val="19"/>
-              </w:rPr>
-              <w:t>Taro</w:t>
-            </w:r>
-          </w:p>
-        </w:tc>
-        <w:tc>
-          <w:tcPr>
-            <w:tcW w:w="3383" w:type="dxa"/>
-            <w:tcBorders>
-              <w:top w:val="single" w:sz="6" w:space="0" w:color="DDDDDD"/>
-              <w:bottom w:val="single" w:sz="6" w:space="0" w:color="DDDDDD"/>
-            </w:tcBorders>
-          </w:tcPr>
-          <w:p>
-            <w:pPr>
-              <w:pStyle w:val="TableParagraph"/>
-              <w:ind w:left="892"/>
-              <w:rPr>
-                <w:sz w:val="19"/>
-              </w:rPr>
-            </w:pPr>
-            <w:r>
-              <w:rPr>
-                <w:spacing w:val="-2"/>
-                <w:sz w:val="19"/>
-              </w:rPr>
-              <w:t>Japanese</w:t>
-            </w:r>
-          </w:p>
-        </w:tc>
-        <w:tc>
-          <w:tcPr>
-            <w:tcW w:w="2217" w:type="dxa"/>
+                <w:spacing w:val="-2"/>
+                <w:sz w:val="19"/>
+              </w:rPr>
+              <w:t>coef.</w:t>
+            </w:r>
+          </w:p>
+        </w:tc>
+        <w:tc>
+          <w:tcPr>
+            <w:tcW w:w="2729" w:type="dxa"/>
+            <w:tcBorders>
+              <w:top w:val="single" w:sz="6" w:space="0" w:color="DDDDDD"/>
+              <w:bottom w:val="single" w:sz="6" w:space="0" w:color="DDDDDD"/>
+            </w:tcBorders>
+          </w:tcPr>
+          <w:p>
+            <w:pPr>
+              <w:pStyle w:val="TableParagraph"/>
+              <w:ind w:left="1066"/>
+              <w:rPr>
+                <w:sz w:val="19"/>
+              </w:rPr>
+            </w:pPr>
+            <w:r>
+              <w:rPr>
+                <w:spacing w:val="-2"/>
+                <w:sz w:val="19"/>
+              </w:rPr>
+              <w:t>Patrick</w:t>
+            </w:r>
+          </w:p>
+        </w:tc>
+        <w:tc>
+          <w:tcPr>
+            <w:tcW w:w="3387" w:type="dxa"/>
+            <w:tcBorders>
+              <w:top w:val="single" w:sz="6" w:space="0" w:color="DDDDDD"/>
+              <w:bottom w:val="single" w:sz="6" w:space="0" w:color="DDDDDD"/>
+            </w:tcBorders>
+          </w:tcPr>
+          <w:p>
+            <w:pPr>
+              <w:pStyle w:val="TableParagraph"/>
+              <w:ind w:left="877"/>
+              <w:rPr>
+                <w:sz w:val="19"/>
+              </w:rPr>
+            </w:pPr>
+            <w:r>
+              <w:rPr>
+                <w:spacing w:val="-5"/>
+                <w:sz w:val="19"/>
+              </w:rPr>
+              <w:t>UK</w:t>
+            </w:r>
+          </w:p>
+        </w:tc>
+        <w:tc>
+          <w:tcPr>
+            <w:tcW w:w="2235" w:type="dxa"/>
             <w:tcBorders>
               <w:top w:val="single" w:sz="6" w:space="0" w:color="DDDDDD"/>
               <w:bottom w:val="single" w:sz="6" w:space="0" w:color="DDDDDD"/>
@@ -734,7 +739,7 @@
                 <w:spacing w:val="-4"/>
                 <w:sz w:val="19"/>
               </w:rPr>
-              <w:t>0.57</w:t>
+              <w:t>0.54</w:t>
             </w:r>
           </w:p>
         </w:tc>
@@ -745,7 +750,7 @@
         </w:trPr>
         <w:tc>
           <w:tcPr>
-            <w:tcW w:w="2213" w:type="dxa"/>
+            <w:tcW w:w="2225" w:type="dxa"/>
             <w:tcBorders>
               <w:top w:val="single" w:sz="6" w:space="0" w:color="DDDDDD"/>
               <w:bottom w:val="single" w:sz="6" w:space="0" w:color="DDDDDD"/>
@@ -763,77 +768,77 @@
               <w:rPr>
                 <w:sz w:val="19"/>
               </w:rPr>
-              <w:t>Path</w:t>
-            </w:r>
-            <w:r>
-              <w:rPr>
-                <w:spacing w:val="1"/>
+              <w:t>Mean</w:t>
+            </w:r>
+            <w:r>
+              <w:rPr>
+                <w:spacing w:val="9"/>
                 <w:sz w:val="19"/>
               </w:rPr>
               <w:t> </w:t>
             </w:r>
             <w:r>
               <w:rPr>
-                <w:spacing w:val="-2"/>
-                <w:sz w:val="19"/>
-              </w:rPr>
-              <w:t>length</w:t>
-            </w:r>
-          </w:p>
-        </w:tc>
-        <w:tc>
-          <w:tcPr>
-            <w:tcW w:w="2763" w:type="dxa"/>
-            <w:tcBorders>
-              <w:top w:val="single" w:sz="6" w:space="0" w:color="DDDDDD"/>
-              <w:bottom w:val="single" w:sz="6" w:space="0" w:color="DDDDDD"/>
-            </w:tcBorders>
-          </w:tcPr>
-          <w:p>
-            <w:pPr>
-              <w:pStyle w:val="TableParagraph"/>
-              <w:ind w:left="1054"/>
-              <w:rPr>
-                <w:sz w:val="19"/>
-              </w:rPr>
-            </w:pPr>
-            <w:r>
-              <w:rPr>
-                <w:spacing w:val="-2"/>
-                <w:sz w:val="19"/>
-              </w:rPr>
-              <w:t>Basile</w:t>
-            </w:r>
-          </w:p>
-        </w:tc>
-        <w:tc>
-          <w:tcPr>
-            <w:tcW w:w="3383" w:type="dxa"/>
-            <w:tcBorders>
-              <w:top w:val="single" w:sz="6" w:space="0" w:color="DDDDDD"/>
-              <w:bottom w:val="single" w:sz="6" w:space="0" w:color="DDDDDD"/>
-            </w:tcBorders>
-          </w:tcPr>
-          <w:p>
-            <w:pPr>
-              <w:pStyle w:val="TableParagraph"/>
-              <w:ind w:left="892"/>
-              <w:rPr>
-                <w:sz w:val="19"/>
-              </w:rPr>
-            </w:pPr>
-            <w:r>
-              <w:rPr>
-                <w:spacing w:val="-2"/>
-                <w:sz w:val="19"/>
-              </w:rPr>
-              <w:t>French</w:t>
-            </w:r>
-          </w:p>
-        </w:tc>
-        <w:tc>
-          <w:tcPr>
-            <w:tcW w:w="2217" w:type="dxa"/>
+                <w:spacing w:val="-10"/>
+                <w:sz w:val="19"/>
+              </w:rPr>
+              <w:t>k</w:t>
+            </w:r>
+          </w:p>
+        </w:tc>
+        <w:tc>
+          <w:tcPr>
+            <w:tcW w:w="2729" w:type="dxa"/>
+            <w:tcBorders>
+              <w:top w:val="single" w:sz="6" w:space="0" w:color="DDDDDD"/>
+              <w:bottom w:val="single" w:sz="6" w:space="0" w:color="DDDDDD"/>
+            </w:tcBorders>
+          </w:tcPr>
+          <w:p>
+            <w:pPr>
+              <w:pStyle w:val="TableParagraph"/>
+              <w:ind w:left="1066"/>
+              <w:rPr>
+                <w:sz w:val="19"/>
+              </w:rPr>
+            </w:pPr>
+            <w:r>
+              <w:rPr>
+                <w:spacing w:val="-2"/>
+                <w:sz w:val="19"/>
+              </w:rPr>
+              <w:t>Tobias</w:t>
+            </w:r>
+          </w:p>
+        </w:tc>
+        <w:tc>
+          <w:tcPr>
+            <w:tcW w:w="3387" w:type="dxa"/>
+            <w:tcBorders>
+              <w:top w:val="single" w:sz="6" w:space="0" w:color="DDDDDD"/>
+              <w:bottom w:val="single" w:sz="6" w:space="0" w:color="DDDDDD"/>
+            </w:tcBorders>
+          </w:tcPr>
+          <w:p>
+            <w:pPr>
+              <w:pStyle w:val="TableParagraph"/>
+              <w:ind w:left="877"/>
+              <w:rPr>
+                <w:sz w:val="19"/>
+              </w:rPr>
+            </w:pPr>
+            <w:r>
+              <w:rPr>
+                <w:spacing w:val="-5"/>
+                <w:sz w:val="19"/>
+              </w:rPr>
+              <w:t>UK</w:t>
+            </w:r>
+          </w:p>
+        </w:tc>
+        <w:tc>
+          <w:tcPr>
+            <w:tcW w:w="2235" w:type="dxa"/>
             <w:tcBorders>
               <w:top w:val="single" w:sz="6" w:space="0" w:color="DDDDDD"/>
               <w:bottom w:val="single" w:sz="6" w:space="0" w:color="DDDDDD"/>
@@ -853,7 +858,7 @@
                 <w:spacing w:val="-4"/>
                 <w:sz w:val="19"/>
               </w:rPr>
-              <w:t>0.31</w:t>
+              <w:t>3.36</w:t>
             </w:r>
           </w:p>
         </w:tc>
@@ -864,7 +869,7 @@
         </w:trPr>
         <w:tc>
           <w:tcPr>
-            <w:tcW w:w="2213" w:type="dxa"/>
+            <w:tcW w:w="2225" w:type="dxa"/>
             <w:tcBorders>
               <w:top w:val="single" w:sz="6" w:space="0" w:color="DDDDDD"/>
               <w:bottom w:val="single" w:sz="6" w:space="0" w:color="DDDDDD"/>
@@ -882,61 +887,36 @@
               <w:rPr>
                 <w:sz w:val="19"/>
               </w:rPr>
-              <w:t>Path</w:t>
-            </w:r>
-            <w:r>
-              <w:rPr>
-                <w:spacing w:val="1"/>
+              <w:t>Mean</w:t>
+            </w:r>
+            <w:r>
+              <w:rPr>
+                <w:spacing w:val="9"/>
                 <w:sz w:val="19"/>
               </w:rPr>
               <w:t> </w:t>
             </w:r>
             <w:r>
               <w:rPr>
-                <w:spacing w:val="-2"/>
-                <w:sz w:val="19"/>
-              </w:rPr>
-              <w:t>length</w:t>
-            </w:r>
-          </w:p>
-        </w:tc>
-        <w:tc>
-          <w:tcPr>
-            <w:tcW w:w="2763" w:type="dxa"/>
-            <w:tcBorders>
-              <w:top w:val="single" w:sz="6" w:space="0" w:color="DDDDDD"/>
-              <w:bottom w:val="single" w:sz="6" w:space="0" w:color="DDDDDD"/>
-            </w:tcBorders>
-          </w:tcPr>
-          <w:p>
-            <w:pPr>
-              <w:pStyle w:val="TableParagraph"/>
-              <w:ind w:left="1054"/>
-              <w:rPr>
-                <w:sz w:val="19"/>
-              </w:rPr>
-            </w:pPr>
-            <w:r>
-              <w:rPr>
-                <w:spacing w:val="-2"/>
-                <w:sz w:val="19"/>
-              </w:rPr>
-              <w:t>Radia</w:t>
-            </w:r>
-          </w:p>
-        </w:tc>
-        <w:tc>
-          <w:tcPr>
-            <w:tcW w:w="3383" w:type="dxa"/>
-            <w:tcBorders>
-              <w:top w:val="single" w:sz="6" w:space="0" w:color="DDDDDD"/>
-              <w:bottom w:val="single" w:sz="6" w:space="0" w:color="DDDDDD"/>
-            </w:tcBorders>
-          </w:tcPr>
-          <w:p>
-            <w:pPr>
-              <w:pStyle w:val="TableParagraph"/>
-              <w:ind w:left="892"/>
+                <w:spacing w:val="-10"/>
+                <w:sz w:val="19"/>
+              </w:rPr>
+              <w:t>k</w:t>
+            </w:r>
+          </w:p>
+        </w:tc>
+        <w:tc>
+          <w:tcPr>
+            <w:tcW w:w="2729" w:type="dxa"/>
+            <w:tcBorders>
+              <w:top w:val="single" w:sz="6" w:space="0" w:color="DDDDDD"/>
+              <w:bottom w:val="single" w:sz="6" w:space="0" w:color="DDDDDD"/>
+            </w:tcBorders>
+          </w:tcPr>
+          <w:p>
+            <w:pPr>
+              <w:pStyle w:val="TableParagraph"/>
+              <w:ind w:left="1066"/>
               <w:rPr>
                 <w:sz w:val="19"/>
               </w:rPr>
@@ -944,16 +924,40 @@
             <w:r>
               <w:rPr>
                 <w:spacing w:val="-4"/>
-                <w:w w:val="105"/>
-                <w:sz w:val="19"/>
-              </w:rPr>
-              <w:t>Urdu</w:t>
-            </w:r>
-          </w:p>
-        </w:tc>
-        <w:tc>
-          <w:tcPr>
-            <w:tcW w:w="2217" w:type="dxa"/>
+                <w:sz w:val="19"/>
+              </w:rPr>
+              <w:t>Gwyn</w:t>
+            </w:r>
+          </w:p>
+        </w:tc>
+        <w:tc>
+          <w:tcPr>
+            <w:tcW w:w="3387" w:type="dxa"/>
+            <w:tcBorders>
+              <w:top w:val="single" w:sz="6" w:space="0" w:color="DDDDDD"/>
+              <w:bottom w:val="single" w:sz="6" w:space="0" w:color="DDDDDD"/>
+            </w:tcBorders>
+          </w:tcPr>
+          <w:p>
+            <w:pPr>
+              <w:pStyle w:val="TableParagraph"/>
+              <w:ind w:left="877"/>
+              <w:rPr>
+                <w:sz w:val="19"/>
+              </w:rPr>
+            </w:pPr>
+            <w:r>
+              <w:rPr>
+                <w:spacing w:val="-2"/>
+                <w:sz w:val="19"/>
+              </w:rPr>
+              <w:t>Welsh</w:t>
+            </w:r>
+          </w:p>
+        </w:tc>
+        <w:tc>
+          <w:tcPr>
+            <w:tcW w:w="2235" w:type="dxa"/>
             <w:tcBorders>
               <w:top w:val="single" w:sz="6" w:space="0" w:color="DDDDDD"/>
               <w:bottom w:val="single" w:sz="6" w:space="0" w:color="DDDDDD"/>
@@ -973,7 +977,7 @@
                 <w:spacing w:val="-4"/>
                 <w:sz w:val="19"/>
               </w:rPr>
-              <w:t>0.30</w:t>
+              <w:t>3.92</w:t>
             </w:r>
           </w:p>
         </w:tc>
@@ -984,7 +988,7 @@
         </w:trPr>
         <w:tc>
           <w:tcPr>
-            <w:tcW w:w="2213" w:type="dxa"/>
+            <w:tcW w:w="2225" w:type="dxa"/>
             <w:tcBorders>
               <w:top w:val="single" w:sz="6" w:space="0" w:color="DDDDDD"/>
               <w:bottom w:val="single" w:sz="6" w:space="0" w:color="DDDDDD"/>
@@ -1002,77 +1006,77 @@
               <w:rPr>
                 <w:sz w:val="19"/>
               </w:rPr>
-              <w:t>Path</w:t>
-            </w:r>
-            <w:r>
-              <w:rPr>
-                <w:spacing w:val="1"/>
+              <w:t>Mean</w:t>
+            </w:r>
+            <w:r>
+              <w:rPr>
+                <w:spacing w:val="9"/>
                 <w:sz w:val="19"/>
               </w:rPr>
               <w:t> </w:t>
             </w:r>
             <w:r>
               <w:rPr>
-                <w:spacing w:val="-2"/>
-                <w:sz w:val="19"/>
-              </w:rPr>
-              <w:t>length</w:t>
-            </w:r>
-          </w:p>
-        </w:tc>
-        <w:tc>
-          <w:tcPr>
-            <w:tcW w:w="2763" w:type="dxa"/>
-            <w:tcBorders>
-              <w:top w:val="single" w:sz="6" w:space="0" w:color="DDDDDD"/>
-              <w:bottom w:val="single" w:sz="6" w:space="0" w:color="DDDDDD"/>
-            </w:tcBorders>
-          </w:tcPr>
-          <w:p>
-            <w:pPr>
-              <w:pStyle w:val="TableParagraph"/>
-              <w:ind w:left="1054"/>
-              <w:rPr>
-                <w:sz w:val="19"/>
-              </w:rPr>
-            </w:pPr>
-            <w:r>
-              <w:rPr>
-                <w:spacing w:val="-2"/>
-                <w:sz w:val="19"/>
-              </w:rPr>
-              <w:t>Carys</w:t>
-            </w:r>
-          </w:p>
-        </w:tc>
-        <w:tc>
-          <w:tcPr>
-            <w:tcW w:w="3383" w:type="dxa"/>
-            <w:tcBorders>
-              <w:top w:val="single" w:sz="6" w:space="0" w:color="DDDDDD"/>
-              <w:bottom w:val="single" w:sz="6" w:space="0" w:color="DDDDDD"/>
-            </w:tcBorders>
-          </w:tcPr>
-          <w:p>
-            <w:pPr>
-              <w:pStyle w:val="TableParagraph"/>
-              <w:ind w:left="892"/>
-              <w:rPr>
-                <w:sz w:val="19"/>
-              </w:rPr>
-            </w:pPr>
-            <w:r>
-              <w:rPr>
-                <w:spacing w:val="-2"/>
-                <w:sz w:val="19"/>
-              </w:rPr>
-              <w:t>Welsh</w:t>
-            </w:r>
-          </w:p>
-        </w:tc>
-        <w:tc>
-          <w:tcPr>
-            <w:tcW w:w="2217" w:type="dxa"/>
+                <w:spacing w:val="-10"/>
+                <w:sz w:val="19"/>
+              </w:rPr>
+              <w:t>k</w:t>
+            </w:r>
+          </w:p>
+        </w:tc>
+        <w:tc>
+          <w:tcPr>
+            <w:tcW w:w="2729" w:type="dxa"/>
+            <w:tcBorders>
+              <w:top w:val="single" w:sz="6" w:space="0" w:color="DDDDDD"/>
+              <w:bottom w:val="single" w:sz="6" w:space="0" w:color="DDDDDD"/>
+            </w:tcBorders>
+          </w:tcPr>
+          <w:p>
+            <w:pPr>
+              <w:pStyle w:val="TableParagraph"/>
+              <w:ind w:left="1066"/>
+              <w:rPr>
+                <w:sz w:val="19"/>
+              </w:rPr>
+            </w:pPr>
+            <w:r>
+              <w:rPr>
+                <w:spacing w:val="-2"/>
+                <w:sz w:val="19"/>
+              </w:rPr>
+              <w:t>Eelis</w:t>
+            </w:r>
+          </w:p>
+        </w:tc>
+        <w:tc>
+          <w:tcPr>
+            <w:tcW w:w="3387" w:type="dxa"/>
+            <w:tcBorders>
+              <w:top w:val="single" w:sz="6" w:space="0" w:color="DDDDDD"/>
+              <w:bottom w:val="single" w:sz="6" w:space="0" w:color="DDDDDD"/>
+            </w:tcBorders>
+          </w:tcPr>
+          <w:p>
+            <w:pPr>
+              <w:pStyle w:val="TableParagraph"/>
+              <w:ind w:left="877"/>
+              <w:rPr>
+                <w:sz w:val="19"/>
+              </w:rPr>
+            </w:pPr>
+            <w:r>
+              <w:rPr>
+                <w:spacing w:val="-2"/>
+                <w:sz w:val="19"/>
+              </w:rPr>
+              <w:t>Finnish</w:t>
+            </w:r>
+          </w:p>
+        </w:tc>
+        <w:tc>
+          <w:tcPr>
+            <w:tcW w:w="2235" w:type="dxa"/>
             <w:tcBorders>
               <w:top w:val="single" w:sz="6" w:space="0" w:color="DDDDDD"/>
               <w:bottom w:val="single" w:sz="6" w:space="0" w:color="DDDDDD"/>
@@ -1092,7 +1096,7 @@
                 <w:spacing w:val="-4"/>
                 <w:sz w:val="19"/>
               </w:rPr>
-              <w:t>0.30</w:t>
+              <w:t>4.27</w:t>
             </w:r>
           </w:p>
         </w:tc>
@@ -1103,7 +1107,7 @@
         </w:trPr>
         <w:tc>
           <w:tcPr>
-            <w:tcW w:w="2213" w:type="dxa"/>
+            <w:tcW w:w="2225" w:type="dxa"/>
             <w:tcBorders>
               <w:top w:val="single" w:sz="6" w:space="0" w:color="DDDDDD"/>
               <w:bottom w:val="single" w:sz="6" w:space="0" w:color="DDDDDD"/>
@@ -1121,61 +1125,61 @@
               <w:rPr>
                 <w:sz w:val="19"/>
               </w:rPr>
-              <w:t>Path</w:t>
-            </w:r>
-            <w:r>
-              <w:rPr>
-                <w:spacing w:val="1"/>
+              <w:t>Mean</w:t>
+            </w:r>
+            <w:r>
+              <w:rPr>
+                <w:spacing w:val="9"/>
                 <w:sz w:val="19"/>
               </w:rPr>
               <w:t> </w:t>
             </w:r>
             <w:r>
               <w:rPr>
-                <w:spacing w:val="-2"/>
-                <w:sz w:val="19"/>
-              </w:rPr>
-              <w:t>length</w:t>
-            </w:r>
-          </w:p>
-        </w:tc>
-        <w:tc>
-          <w:tcPr>
-            <w:tcW w:w="2763" w:type="dxa"/>
-            <w:tcBorders>
-              <w:top w:val="single" w:sz="6" w:space="0" w:color="DDDDDD"/>
-              <w:bottom w:val="single" w:sz="6" w:space="0" w:color="DDDDDD"/>
-            </w:tcBorders>
-          </w:tcPr>
-          <w:p>
-            <w:pPr>
-              <w:pStyle w:val="TableParagraph"/>
-              <w:ind w:left="1054"/>
-              <w:rPr>
-                <w:sz w:val="19"/>
-              </w:rPr>
-            </w:pPr>
-            <w:r>
-              <w:rPr>
-                <w:spacing w:val="-2"/>
-                <w:sz w:val="19"/>
-              </w:rPr>
-              <w:t>Hiromi</w:t>
-            </w:r>
-          </w:p>
-        </w:tc>
-        <w:tc>
-          <w:tcPr>
-            <w:tcW w:w="3383" w:type="dxa"/>
-            <w:tcBorders>
-              <w:top w:val="single" w:sz="6" w:space="0" w:color="DDDDDD"/>
-              <w:bottom w:val="single" w:sz="6" w:space="0" w:color="DDDDDD"/>
-            </w:tcBorders>
-          </w:tcPr>
-          <w:p>
-            <w:pPr>
-              <w:pStyle w:val="TableParagraph"/>
-              <w:ind w:left="892"/>
+                <w:spacing w:val="-10"/>
+                <w:sz w:val="19"/>
+              </w:rPr>
+              <w:t>k</w:t>
+            </w:r>
+          </w:p>
+        </w:tc>
+        <w:tc>
+          <w:tcPr>
+            <w:tcW w:w="2729" w:type="dxa"/>
+            <w:tcBorders>
+              <w:top w:val="single" w:sz="6" w:space="0" w:color="DDDDDD"/>
+              <w:bottom w:val="single" w:sz="6" w:space="0" w:color="DDDDDD"/>
+            </w:tcBorders>
+          </w:tcPr>
+          <w:p>
+            <w:pPr>
+              <w:pStyle w:val="TableParagraph"/>
+              <w:ind w:left="1066"/>
+              <w:rPr>
+                <w:sz w:val="19"/>
+              </w:rPr>
+            </w:pPr>
+            <w:r>
+              <w:rPr>
+                <w:spacing w:val="-4"/>
+                <w:sz w:val="19"/>
+              </w:rPr>
+              <w:t>Taro</w:t>
+            </w:r>
+          </w:p>
+        </w:tc>
+        <w:tc>
+          <w:tcPr>
+            <w:tcW w:w="3387" w:type="dxa"/>
+            <w:tcBorders>
+              <w:top w:val="single" w:sz="6" w:space="0" w:color="DDDDDD"/>
+              <w:bottom w:val="single" w:sz="6" w:space="0" w:color="DDDDDD"/>
+            </w:tcBorders>
+          </w:tcPr>
+          <w:p>
+            <w:pPr>
+              <w:pStyle w:val="TableParagraph"/>
+              <w:ind w:left="877"/>
               <w:rPr>
                 <w:sz w:val="19"/>
               </w:rPr>
@@ -1191,7 +1195,7 @@
         </w:tc>
         <w:tc>
           <w:tcPr>
-            <w:tcW w:w="2217" w:type="dxa"/>
+            <w:tcW w:w="2235" w:type="dxa"/>
             <w:tcBorders>
               <w:top w:val="single" w:sz="6" w:space="0" w:color="DDDDDD"/>
               <w:bottom w:val="single" w:sz="6" w:space="0" w:color="DDDDDD"/>
@@ -1211,7 +1215,603 @@
                 <w:spacing w:val="-4"/>
                 <w:sz w:val="19"/>
               </w:rPr>
-              <w:t>0.30</w:t>
+              <w:t>4.27</w:t>
+            </w:r>
+          </w:p>
+        </w:tc>
+      </w:tr>
+      <w:tr>
+        <w:trPr>
+          <w:trHeight w:val="509" w:hRule="atLeast"/>
+        </w:trPr>
+        <w:tc>
+          <w:tcPr>
+            <w:tcW w:w="2225" w:type="dxa"/>
+            <w:tcBorders>
+              <w:top w:val="single" w:sz="6" w:space="0" w:color="DDDDDD"/>
+              <w:bottom w:val="single" w:sz="6" w:space="0" w:color="DDDDDD"/>
+            </w:tcBorders>
+          </w:tcPr>
+          <w:p>
+            <w:pPr>
+              <w:pStyle w:val="TableParagraph"/>
+              <w:ind w:left="119"/>
+              <w:rPr>
+                <w:sz w:val="19"/>
+              </w:rPr>
+            </w:pPr>
+            <w:r>
+              <w:rPr>
+                <w:sz w:val="19"/>
+              </w:rPr>
+              <w:t>Mean</w:t>
+            </w:r>
+            <w:r>
+              <w:rPr>
+                <w:spacing w:val="9"/>
+                <w:sz w:val="19"/>
+              </w:rPr>
+              <w:t> </w:t>
+            </w:r>
+            <w:r>
+              <w:rPr>
+                <w:spacing w:val="-10"/>
+                <w:sz w:val="19"/>
+              </w:rPr>
+              <w:t>k</w:t>
+            </w:r>
+          </w:p>
+        </w:tc>
+        <w:tc>
+          <w:tcPr>
+            <w:tcW w:w="2729" w:type="dxa"/>
+            <w:tcBorders>
+              <w:top w:val="single" w:sz="6" w:space="0" w:color="DDDDDD"/>
+              <w:bottom w:val="single" w:sz="6" w:space="0" w:color="DDDDDD"/>
+            </w:tcBorders>
+          </w:tcPr>
+          <w:p>
+            <w:pPr>
+              <w:pStyle w:val="TableParagraph"/>
+              <w:ind w:left="1066"/>
+              <w:rPr>
+                <w:sz w:val="19"/>
+              </w:rPr>
+            </w:pPr>
+            <w:r>
+              <w:rPr>
+                <w:spacing w:val="-5"/>
+                <w:sz w:val="19"/>
+              </w:rPr>
+              <w:t>Ivy</w:t>
+            </w:r>
+          </w:p>
+        </w:tc>
+        <w:tc>
+          <w:tcPr>
+            <w:tcW w:w="3387" w:type="dxa"/>
+            <w:tcBorders>
+              <w:top w:val="single" w:sz="6" w:space="0" w:color="DDDDDD"/>
+              <w:bottom w:val="single" w:sz="6" w:space="0" w:color="DDDDDD"/>
+            </w:tcBorders>
+          </w:tcPr>
+          <w:p>
+            <w:pPr>
+              <w:pStyle w:val="TableParagraph"/>
+              <w:ind w:left="877"/>
+              <w:rPr>
+                <w:sz w:val="19"/>
+              </w:rPr>
+            </w:pPr>
+            <w:r>
+              <w:rPr>
+                <w:spacing w:val="-5"/>
+                <w:sz w:val="19"/>
+              </w:rPr>
+              <w:t>UK</w:t>
+            </w:r>
+          </w:p>
+        </w:tc>
+        <w:tc>
+          <w:tcPr>
+            <w:tcW w:w="2235" w:type="dxa"/>
+            <w:tcBorders>
+              <w:top w:val="single" w:sz="6" w:space="0" w:color="DDDDDD"/>
+              <w:bottom w:val="single" w:sz="6" w:space="0" w:color="DDDDDD"/>
+            </w:tcBorders>
+          </w:tcPr>
+          <w:p>
+            <w:pPr>
+              <w:pStyle w:val="TableParagraph"/>
+              <w:ind w:right="119"/>
+              <w:jc w:val="right"/>
+              <w:rPr>
+                <w:sz w:val="19"/>
+              </w:rPr>
+            </w:pPr>
+            <w:r>
+              <w:rPr>
+                <w:spacing w:val="-4"/>
+                <w:sz w:val="19"/>
+              </w:rPr>
+              <w:t>4.52</w:t>
+            </w:r>
+          </w:p>
+        </w:tc>
+      </w:tr>
+      <w:tr>
+        <w:trPr>
+          <w:trHeight w:val="524" w:hRule="atLeast"/>
+        </w:trPr>
+        <w:tc>
+          <w:tcPr>
+            <w:tcW w:w="2225" w:type="dxa"/>
+            <w:tcBorders>
+              <w:top w:val="single" w:sz="6" w:space="0" w:color="DDDDDD"/>
+              <w:bottom w:val="single" w:sz="6" w:space="0" w:color="DDDDDD"/>
+            </w:tcBorders>
+          </w:tcPr>
+          <w:p>
+            <w:pPr>
+              <w:pStyle w:val="TableParagraph"/>
+              <w:ind w:left="119"/>
+              <w:rPr>
+                <w:sz w:val="19"/>
+              </w:rPr>
+            </w:pPr>
+            <w:r>
+              <w:rPr>
+                <w:sz w:val="19"/>
+              </w:rPr>
+              <w:t>Path</w:t>
+            </w:r>
+            <w:r>
+              <w:rPr>
+                <w:spacing w:val="1"/>
+                <w:sz w:val="19"/>
+              </w:rPr>
+              <w:t> </w:t>
+            </w:r>
+            <w:r>
+              <w:rPr>
+                <w:spacing w:val="-2"/>
+                <w:sz w:val="19"/>
+              </w:rPr>
+              <w:t>length</w:t>
+            </w:r>
+          </w:p>
+        </w:tc>
+        <w:tc>
+          <w:tcPr>
+            <w:tcW w:w="2729" w:type="dxa"/>
+            <w:tcBorders>
+              <w:top w:val="single" w:sz="6" w:space="0" w:color="DDDDDD"/>
+              <w:bottom w:val="single" w:sz="6" w:space="0" w:color="DDDDDD"/>
+            </w:tcBorders>
+          </w:tcPr>
+          <w:p>
+            <w:pPr>
+              <w:pStyle w:val="TableParagraph"/>
+              <w:ind w:left="1066"/>
+              <w:rPr>
+                <w:sz w:val="19"/>
+              </w:rPr>
+            </w:pPr>
+            <w:r>
+              <w:rPr>
+                <w:spacing w:val="-4"/>
+                <w:sz w:val="19"/>
+              </w:rPr>
+              <w:t>Sini</w:t>
+            </w:r>
+          </w:p>
+        </w:tc>
+        <w:tc>
+          <w:tcPr>
+            <w:tcW w:w="3387" w:type="dxa"/>
+            <w:tcBorders>
+              <w:top w:val="single" w:sz="6" w:space="0" w:color="DDDDDD"/>
+              <w:bottom w:val="single" w:sz="6" w:space="0" w:color="DDDDDD"/>
+            </w:tcBorders>
+          </w:tcPr>
+          <w:p>
+            <w:pPr>
+              <w:pStyle w:val="TableParagraph"/>
+              <w:ind w:left="877"/>
+              <w:rPr>
+                <w:sz w:val="19"/>
+              </w:rPr>
+            </w:pPr>
+            <w:r>
+              <w:rPr>
+                <w:spacing w:val="-2"/>
+                <w:sz w:val="19"/>
+              </w:rPr>
+              <w:t>Finnish</w:t>
+            </w:r>
+          </w:p>
+        </w:tc>
+        <w:tc>
+          <w:tcPr>
+            <w:tcW w:w="2235" w:type="dxa"/>
+            <w:tcBorders>
+              <w:top w:val="single" w:sz="6" w:space="0" w:color="DDDDDD"/>
+              <w:bottom w:val="single" w:sz="6" w:space="0" w:color="DDDDDD"/>
+            </w:tcBorders>
+          </w:tcPr>
+          <w:p>
+            <w:pPr>
+              <w:pStyle w:val="TableParagraph"/>
+              <w:ind w:right="119"/>
+              <w:jc w:val="right"/>
+              <w:rPr>
+                <w:sz w:val="19"/>
+              </w:rPr>
+            </w:pPr>
+            <w:r>
+              <w:rPr>
+                <w:spacing w:val="-4"/>
+                <w:sz w:val="19"/>
+              </w:rPr>
+              <w:t>0.31</w:t>
+            </w:r>
+          </w:p>
+        </w:tc>
+      </w:tr>
+      <w:tr>
+        <w:trPr>
+          <w:trHeight w:val="509" w:hRule="atLeast"/>
+        </w:trPr>
+        <w:tc>
+          <w:tcPr>
+            <w:tcW w:w="2225" w:type="dxa"/>
+            <w:tcBorders>
+              <w:top w:val="single" w:sz="6" w:space="0" w:color="DDDDDD"/>
+              <w:bottom w:val="single" w:sz="6" w:space="0" w:color="DDDDDD"/>
+            </w:tcBorders>
+          </w:tcPr>
+          <w:p>
+            <w:pPr>
+              <w:pStyle w:val="TableParagraph"/>
+              <w:ind w:left="119"/>
+              <w:rPr>
+                <w:sz w:val="19"/>
+              </w:rPr>
+            </w:pPr>
+            <w:r>
+              <w:rPr>
+                <w:sz w:val="19"/>
+              </w:rPr>
+              <w:t>Path</w:t>
+            </w:r>
+            <w:r>
+              <w:rPr>
+                <w:spacing w:val="1"/>
+                <w:sz w:val="19"/>
+              </w:rPr>
+              <w:t> </w:t>
+            </w:r>
+            <w:r>
+              <w:rPr>
+                <w:spacing w:val="-2"/>
+                <w:sz w:val="19"/>
+              </w:rPr>
+              <w:t>length</w:t>
+            </w:r>
+          </w:p>
+        </w:tc>
+        <w:tc>
+          <w:tcPr>
+            <w:tcW w:w="2729" w:type="dxa"/>
+            <w:tcBorders>
+              <w:top w:val="single" w:sz="6" w:space="0" w:color="DDDDDD"/>
+              <w:bottom w:val="single" w:sz="6" w:space="0" w:color="DDDDDD"/>
+            </w:tcBorders>
+          </w:tcPr>
+          <w:p>
+            <w:pPr>
+              <w:pStyle w:val="TableParagraph"/>
+              <w:ind w:left="1066"/>
+              <w:rPr>
+                <w:sz w:val="19"/>
+              </w:rPr>
+            </w:pPr>
+            <w:r>
+              <w:rPr>
+                <w:spacing w:val="-2"/>
+                <w:sz w:val="19"/>
+              </w:rPr>
+              <w:t>Radia</w:t>
+            </w:r>
+          </w:p>
+        </w:tc>
+        <w:tc>
+          <w:tcPr>
+            <w:tcW w:w="3387" w:type="dxa"/>
+            <w:tcBorders>
+              <w:top w:val="single" w:sz="6" w:space="0" w:color="DDDDDD"/>
+              <w:bottom w:val="single" w:sz="6" w:space="0" w:color="DDDDDD"/>
+            </w:tcBorders>
+          </w:tcPr>
+          <w:p>
+            <w:pPr>
+              <w:pStyle w:val="TableParagraph"/>
+              <w:ind w:left="877"/>
+              <w:rPr>
+                <w:sz w:val="19"/>
+              </w:rPr>
+            </w:pPr>
+            <w:r>
+              <w:rPr>
+                <w:spacing w:val="-4"/>
+                <w:w w:val="105"/>
+                <w:sz w:val="19"/>
+              </w:rPr>
+              <w:t>Urdu</w:t>
+            </w:r>
+          </w:p>
+        </w:tc>
+        <w:tc>
+          <w:tcPr>
+            <w:tcW w:w="2235" w:type="dxa"/>
+            <w:tcBorders>
+              <w:top w:val="single" w:sz="6" w:space="0" w:color="DDDDDD"/>
+              <w:bottom w:val="single" w:sz="6" w:space="0" w:color="DDDDDD"/>
+            </w:tcBorders>
+          </w:tcPr>
+          <w:p>
+            <w:pPr>
+              <w:pStyle w:val="TableParagraph"/>
+              <w:ind w:right="119"/>
+              <w:jc w:val="right"/>
+              <w:rPr>
+                <w:sz w:val="19"/>
+              </w:rPr>
+            </w:pPr>
+            <w:r>
+              <w:rPr>
+                <w:spacing w:val="-4"/>
+                <w:sz w:val="19"/>
+              </w:rPr>
+              <w:t>0.31</w:t>
+            </w:r>
+          </w:p>
+        </w:tc>
+      </w:tr>
+      <w:tr>
+        <w:trPr>
+          <w:trHeight w:val="524" w:hRule="atLeast"/>
+        </w:trPr>
+        <w:tc>
+          <w:tcPr>
+            <w:tcW w:w="2225" w:type="dxa"/>
+            <w:tcBorders>
+              <w:top w:val="single" w:sz="6" w:space="0" w:color="DDDDDD"/>
+              <w:bottom w:val="single" w:sz="6" w:space="0" w:color="DDDDDD"/>
+            </w:tcBorders>
+          </w:tcPr>
+          <w:p>
+            <w:pPr>
+              <w:pStyle w:val="TableParagraph"/>
+              <w:ind w:left="119"/>
+              <w:rPr>
+                <w:sz w:val="19"/>
+              </w:rPr>
+            </w:pPr>
+            <w:r>
+              <w:rPr>
+                <w:sz w:val="19"/>
+              </w:rPr>
+              <w:t>Path</w:t>
+            </w:r>
+            <w:r>
+              <w:rPr>
+                <w:spacing w:val="1"/>
+                <w:sz w:val="19"/>
+              </w:rPr>
+              <w:t> </w:t>
+            </w:r>
+            <w:r>
+              <w:rPr>
+                <w:spacing w:val="-2"/>
+                <w:sz w:val="19"/>
+              </w:rPr>
+              <w:t>length</w:t>
+            </w:r>
+          </w:p>
+        </w:tc>
+        <w:tc>
+          <w:tcPr>
+            <w:tcW w:w="2729" w:type="dxa"/>
+            <w:tcBorders>
+              <w:top w:val="single" w:sz="6" w:space="0" w:color="DDDDDD"/>
+              <w:bottom w:val="single" w:sz="6" w:space="0" w:color="DDDDDD"/>
+            </w:tcBorders>
+          </w:tcPr>
+          <w:p>
+            <w:pPr>
+              <w:pStyle w:val="TableParagraph"/>
+              <w:ind w:left="1066"/>
+              <w:rPr>
+                <w:sz w:val="19"/>
+              </w:rPr>
+            </w:pPr>
+            <w:r>
+              <w:rPr>
+                <w:spacing w:val="-4"/>
+                <w:sz w:val="19"/>
+              </w:rPr>
+              <w:t>Taro</w:t>
+            </w:r>
+          </w:p>
+        </w:tc>
+        <w:tc>
+          <w:tcPr>
+            <w:tcW w:w="3387" w:type="dxa"/>
+            <w:tcBorders>
+              <w:top w:val="single" w:sz="6" w:space="0" w:color="DDDDDD"/>
+              <w:bottom w:val="single" w:sz="6" w:space="0" w:color="DDDDDD"/>
+            </w:tcBorders>
+          </w:tcPr>
+          <w:p>
+            <w:pPr>
+              <w:pStyle w:val="TableParagraph"/>
+              <w:ind w:left="877"/>
+              <w:rPr>
+                <w:sz w:val="19"/>
+              </w:rPr>
+            </w:pPr>
+            <w:r>
+              <w:rPr>
+                <w:spacing w:val="-2"/>
+                <w:sz w:val="19"/>
+              </w:rPr>
+              <w:t>Japanese</w:t>
+            </w:r>
+          </w:p>
+        </w:tc>
+        <w:tc>
+          <w:tcPr>
+            <w:tcW w:w="2235" w:type="dxa"/>
+            <w:tcBorders>
+              <w:top w:val="single" w:sz="6" w:space="0" w:color="DDDDDD"/>
+              <w:bottom w:val="single" w:sz="6" w:space="0" w:color="DDDDDD"/>
+            </w:tcBorders>
+          </w:tcPr>
+          <w:p>
+            <w:pPr>
+              <w:pStyle w:val="TableParagraph"/>
+              <w:ind w:right="119"/>
+              <w:jc w:val="right"/>
+              <w:rPr>
+                <w:sz w:val="19"/>
+              </w:rPr>
+            </w:pPr>
+            <w:r>
+              <w:rPr>
+                <w:spacing w:val="-4"/>
+                <w:sz w:val="19"/>
+              </w:rPr>
+              <w:t>0.31</w:t>
+            </w:r>
+          </w:p>
+        </w:tc>
+      </w:tr>
+      <w:tr>
+        <w:trPr>
+          <w:trHeight w:val="509" w:hRule="atLeast"/>
+        </w:trPr>
+        <w:tc>
+          <w:tcPr>
+            <w:tcW w:w="2225" w:type="dxa"/>
+            <w:tcBorders>
+              <w:top w:val="single" w:sz="6" w:space="0" w:color="DDDDDD"/>
+              <w:bottom w:val="single" w:sz="6" w:space="0" w:color="DDDDDD"/>
+            </w:tcBorders>
+          </w:tcPr>
+          <w:p>
+            <w:pPr>
+              <w:pStyle w:val="TableParagraph"/>
+              <w:ind w:left="119"/>
+              <w:rPr>
+                <w:sz w:val="19"/>
+              </w:rPr>
+            </w:pPr>
+            <w:r>
+              <w:rPr>
+                <w:sz w:val="19"/>
+              </w:rPr>
+              <w:t>Path</w:t>
+            </w:r>
+            <w:r>
+              <w:rPr>
+                <w:spacing w:val="1"/>
+                <w:sz w:val="19"/>
+              </w:rPr>
+              <w:t> </w:t>
+            </w:r>
+            <w:r>
+              <w:rPr>
+                <w:spacing w:val="-2"/>
+                <w:sz w:val="19"/>
+              </w:rPr>
+              <w:t>length</w:t>
+            </w:r>
+          </w:p>
+        </w:tc>
+        <w:tc>
+          <w:tcPr>
+            <w:tcW w:w="2729" w:type="dxa"/>
+            <w:tcBorders>
+              <w:top w:val="single" w:sz="6" w:space="0" w:color="DDDDDD"/>
+              <w:bottom w:val="single" w:sz="6" w:space="0" w:color="DDDDDD"/>
+            </w:tcBorders>
+          </w:tcPr>
+          <w:p>
+            <w:pPr>
+              <w:pStyle w:val="TableParagraph"/>
+              <w:ind w:left="1066"/>
+              <w:rPr>
+                <w:sz w:val="19"/>
+              </w:rPr>
+            </w:pPr>
+            <w:r>
+              <w:rPr>
+                <w:spacing w:val="-5"/>
+                <w:sz w:val="19"/>
+              </w:rPr>
+              <w:t>Ivy</w:t>
+            </w:r>
+          </w:p>
+        </w:tc>
+        <w:tc>
+          <w:tcPr>
+            <w:tcW w:w="3387" w:type="dxa"/>
+            <w:tcBorders>
+              <w:top w:val="single" w:sz="6" w:space="0" w:color="DDDDDD"/>
+              <w:bottom w:val="single" w:sz="6" w:space="0" w:color="DDDDDD"/>
+            </w:tcBorders>
+          </w:tcPr>
+          <w:p>
+            <w:pPr>
+              <w:pStyle w:val="TableParagraph"/>
+              <w:ind w:left="877"/>
+              <w:rPr>
+                <w:sz w:val="19"/>
+              </w:rPr>
+            </w:pPr>
+            <w:r>
+              <w:rPr>
+                <w:spacing w:val="-5"/>
+                <w:sz w:val="19"/>
+              </w:rPr>
+              <w:t>UK</w:t>
+            </w:r>
+          </w:p>
+        </w:tc>
+        <w:tc>
+          <w:tcPr>
+            <w:tcW w:w="2235" w:type="dxa"/>
+            <w:tcBorders>
+              <w:top w:val="single" w:sz="6" w:space="0" w:color="DDDDDD"/>
+              <w:bottom w:val="single" w:sz="6" w:space="0" w:color="DDDDDD"/>
+            </w:tcBorders>
+          </w:tcPr>
+          <w:p>
+            <w:pPr>
+              <w:pStyle w:val="TableParagraph"/>
+              <w:ind w:right="119"/>
+              <w:jc w:val="right"/>
+              <w:rPr>
+                <w:sz w:val="19"/>
+              </w:rPr>
+            </w:pPr>
+            <w:r>
+              <w:rPr>
+                <w:spacing w:val="-4"/>
+                <w:sz w:val="19"/>
+              </w:rPr>
+              <w:t>0.29</w:t>
             </w:r>
           </w:p>
         </w:tc>
@@ -1222,7 +1822,7 @@
         </w:trPr>
         <w:tc>
           <w:tcPr>
-            <w:tcW w:w="2213" w:type="dxa"/>
+            <w:tcW w:w="2225" w:type="dxa"/>
             <w:tcBorders>
               <w:top w:val="single" w:sz="6" w:space="0" w:color="DDDDDD"/>
             </w:tcBorders>
@@ -1260,7 +1860,7 @@
         </w:tc>
         <w:tc>
           <w:tcPr>
-            <w:tcW w:w="2763" w:type="dxa"/>
+            <w:tcW w:w="2729" w:type="dxa"/>
             <w:tcBorders>
               <w:top w:val="single" w:sz="6" w:space="0" w:color="DDDDDD"/>
             </w:tcBorders>
@@ -1269,23 +1869,23 @@
             <w:pPr>
               <w:pStyle w:val="TableParagraph"/>
               <w:spacing w:line="245" w:lineRule="exact"/>
-              <w:ind w:left="1054"/>
-              <w:rPr>
-                <w:sz w:val="19"/>
-              </w:rPr>
-            </w:pPr>
-            <w:r>
-              <w:rPr>
-                <w:spacing w:val="-2"/>
-                <w:sz w:val="19"/>
-              </w:rPr>
-              <w:t>Romuald</w:t>
-            </w:r>
-          </w:p>
-        </w:tc>
-        <w:tc>
-          <w:tcPr>
-            <w:tcW w:w="3383" w:type="dxa"/>
+              <w:ind w:left="1066"/>
+              <w:rPr>
+                <w:sz w:val="19"/>
+              </w:rPr>
+            </w:pPr>
+            <w:r>
+              <w:rPr>
+                <w:spacing w:val="-4"/>
+                <w:sz w:val="19"/>
+              </w:rPr>
+              <w:t>Ella</w:t>
+            </w:r>
+          </w:p>
+        </w:tc>
+        <w:tc>
+          <w:tcPr>
+            <w:tcW w:w="3387" w:type="dxa"/>
             <w:tcBorders>
               <w:top w:val="single" w:sz="6" w:space="0" w:color="DDDDDD"/>
             </w:tcBorders>
@@ -1294,23 +1894,23 @@
             <w:pPr>
               <w:pStyle w:val="TableParagraph"/>
               <w:spacing w:line="245" w:lineRule="exact"/>
-              <w:ind w:left="892"/>
-              <w:rPr>
-                <w:sz w:val="19"/>
-              </w:rPr>
-            </w:pPr>
-            <w:r>
-              <w:rPr>
-                <w:spacing w:val="-2"/>
-                <w:sz w:val="19"/>
-              </w:rPr>
-              <w:t>French</w:t>
-            </w:r>
-          </w:p>
-        </w:tc>
-        <w:tc>
-          <w:tcPr>
-            <w:tcW w:w="2217" w:type="dxa"/>
+              <w:ind w:left="877"/>
+              <w:rPr>
+                <w:sz w:val="19"/>
+              </w:rPr>
+            </w:pPr>
+            <w:r>
+              <w:rPr>
+                <w:spacing w:val="-5"/>
+                <w:sz w:val="19"/>
+              </w:rPr>
+              <w:t>UK</w:t>
+            </w:r>
+          </w:p>
+        </w:tc>
+        <w:tc>
+          <w:tcPr>
+            <w:tcW w:w="2235" w:type="dxa"/>
             <w:tcBorders>
               <w:top w:val="single" w:sz="6" w:space="0" w:color="DDDDDD"/>
             </w:tcBorders>
